--- a/example/result/e02_paragraphs.docx
+++ b/example/result/e02_paragraphs.docx
@@ -22,6 +22,11 @@
       </w:r>
       <w:r>
         <w:t xml:space="preserve"> paragraph just as we did with the first paragraph.</w:t>
+      </w:r>
+    </w:p>
+    <w:p>
+      <w:r>
+        <w:t>(As this example does not have a heading the generated markdown file will not have a heading. If markdownlint is used on the generated markdown file it will report an error for the missing heading.)</w:t>
       </w:r>
     </w:p>
     <w:sectPr>

--- a/example/result/e02_paragraphs.docx
+++ b/example/result/e02_paragraphs.docx
@@ -4,7 +4,7 @@
   <w:body>
     <w:p>
       <w:r>
-        <w:t>With start_paragraph we can start a paragraph.</w:t>
+        <w:t>With new_paragraph we can start a paragraph.</w:t>
       </w:r>
       <w:r>
         <w:t xml:space="preserve"> With add_text we can add text to the paragraph.</w:t>
@@ -15,7 +15,7 @@
     </w:p>
     <w:p>
       <w:r>
-        <w:t>With start_paragraph we can start a second paragraph.</w:t>
+        <w:t>With new_paragraph we can start a second paragraph.</w:t>
       </w:r>
       <w:r>
         <w:t xml:space="preserve"> With add_text we can add text to the second</w:t>
